--- a/Document/Documentacion.md/Documentacion/Guia_Estudio_CopiwayPRO.docx
+++ b/Document/Documentacion.md/Documentacion/Guia_Estudio_CopiwayPRO.docx
@@ -512,6 +512,105 @@
                 <w:szCs w:val="21"/>
               </w:rPr>
               <w:t xml:space="preserve">• Soltar un pedido ahora es solo del domiciliario; el cliente elige cuántos puntos canjear; la categoría "Personalizado" quedó reservada (secciones 9.3, 10.2 y 10.4).</w:t>
+            </w:r>
+          </w:p>
+          <w:p>
+            <w:pPr>
+              <w:spacing w:after="60" w:line="260"/>
+            </w:pPr>
+            <w:r>
+              <w:rPr>
+                <w:color w:val="3A3A3A"/>
+                <w:sz w:val="21"/>
+                <w:szCs w:val="21"/>
+              </w:rPr>
+              <w:t xml:space="preserve">• </w:t>
+            </w:r>
+            <w:r>
+              <w:rPr>
+                <w:b/>
+                <w:bCs/>
+                <w:color w:val="3A3A3A"/>
+                <w:sz w:val="21"/>
+                <w:szCs w:val="21"/>
+              </w:rPr>
+              <w:t xml:space="preserve">Sin librerías de PHP</w:t>
+            </w:r>
+            <w:r>
+              <w:rPr>
+                <w:color w:val="3A3A3A"/>
+                <w:sz w:val="21"/>
+                <w:szCs w:val="21"/>
+              </w:rPr>
+              <w:t xml:space="preserve">: se quitaron </w:t>
+            </w:r>
+            <w:r>
+              <w:rPr>
+                <w:color w:val="3A3A3A"/>
+                <w:sz w:val="21"/>
+                <w:szCs w:val="21"/>
+                <w:shd w:fill="E4EFE7" w:color="auto" w:val="clear"/>
+              </w:rPr>
+              <w:t xml:space="preserve">vendor/</w:t>
+            </w:r>
+            <w:r>
+              <w:rPr>
+                <w:color w:val="3A3A3A"/>
+                <w:sz w:val="21"/>
+                <w:szCs w:val="21"/>
+              </w:rPr>
+              <w:t xml:space="preserve">, </w:t>
+            </w:r>
+            <w:r>
+              <w:rPr>
+                <w:color w:val="3A3A3A"/>
+                <w:sz w:val="21"/>
+                <w:szCs w:val="21"/>
+                <w:shd w:fill="E4EFE7" w:color="auto" w:val="clear"/>
+              </w:rPr>
+              <w:t xml:space="preserve">composer.json</w:t>
+            </w:r>
+            <w:r>
+              <w:rPr>
+                <w:color w:val="3A3A3A"/>
+                <w:sz w:val="21"/>
+                <w:szCs w:val="21"/>
+              </w:rPr>
+              <w:t xml:space="preserve">, </w:t>
+            </w:r>
+            <w:r>
+              <w:rPr>
+                <w:color w:val="3A3A3A"/>
+                <w:sz w:val="21"/>
+                <w:szCs w:val="21"/>
+                <w:shd w:fill="E4EFE7" w:color="auto" w:val="clear"/>
+              </w:rPr>
+              <w:t xml:space="preserve">composer.lock</w:t>
+            </w:r>
+            <w:r>
+              <w:rPr>
+                <w:color w:val="3A3A3A"/>
+                <w:sz w:val="21"/>
+                <w:szCs w:val="21"/>
+              </w:rPr>
+              <w:t xml:space="preserve"> y </w:t>
+            </w:r>
+            <w:r>
+              <w:rPr>
+                <w:color w:val="3A3A3A"/>
+                <w:sz w:val="21"/>
+                <w:szCs w:val="21"/>
+                <w:shd w:fill="E4EFE7" w:color="auto" w:val="clear"/>
+              </w:rPr>
+              <w:t xml:space="preserve">storage/</w:t>
+            </w:r>
+            <w:r>
+              <w:rPr>
+                <w:color w:val="3A3A3A"/>
+                <w:sz w:val="21"/>
+                <w:szCs w:val="21"/>
+              </w:rPr>
+              <w:t xml:space="preserve">. El correo ahora se conecta directo a Gmail y las notificaciones se cifran con openssl y se envían con curl, todo con PHP puro (secciones 0, 1.1, 11.3, 11.4 y 18).</w:t>
             </w:r>
           </w:p>
           <w:p>
@@ -1416,63 +1515,6 @@
                 <w:szCs w:val="20"/>
               </w:rPr>
               <w:t xml:space="preserve">.</w:t>
-            </w:r>
-          </w:p>
-        </w:tc>
-      </w:tr>
-      <w:tr>
-        <w:trPr>
-          <w:cantSplit/>
-        </w:trPr>
-        <w:tc>
-          <w:tcPr>
-            <w:tcW w:type="dxa" w:w="2218"/>
-            <w:shd w:fill="FFFFFF" w:color="auto" w:val="clear"/>
-            <w:tcMar>
-              <w:top w:type="dxa" w:w="90"/>
-              <w:left w:type="dxa" w:w="120"/>
-              <w:bottom w:type="dxa" w:w="90"/>
-              <w:right w:type="dxa" w:w="120"/>
-            </w:tcMar>
-            <w:vAlign w:val="center"/>
-          </w:tcPr>
-          <w:p>
-            <w:pPr>
-              <w:spacing w:after="20" w:line="252"/>
-            </w:pPr>
-            <w:r>
-              <w:rPr>
-                <w:color w:val="2E2E2E"/>
-                <w:sz w:val="20"/>
-                <w:szCs w:val="20"/>
-              </w:rPr>
-              <w:t xml:space="preserve">vendor/</w:t>
-            </w:r>
-          </w:p>
-        </w:tc>
-        <w:tc>
-          <w:tcPr>
-            <w:tcW w:type="dxa" w:w="7862"/>
-            <w:shd w:fill="FFFFFF" w:color="auto" w:val="clear"/>
-            <w:tcMar>
-              <w:top w:type="dxa" w:w="90"/>
-              <w:left w:type="dxa" w:w="120"/>
-              <w:bottom w:type="dxa" w:w="90"/>
-              <w:right w:type="dxa" w:w="120"/>
-            </w:tcMar>
-            <w:vAlign w:val="center"/>
-          </w:tcPr>
-          <w:p>
-            <w:pPr>
-              <w:spacing w:after="20" w:line="252"/>
-            </w:pPr>
-            <w:r>
-              <w:rPr>
-                <w:color w:val="2E2E2E"/>
-                <w:sz w:val="20"/>
-                <w:szCs w:val="20"/>
-              </w:rPr>
-              <w:t xml:space="preserve">Librerías instaladas por Composer (PHPMailer y web-push).</w:t>
             </w:r>
           </w:p>
         </w:tc>
@@ -3160,20 +3202,6 @@
                 <w:sz w:val="19"/>
                 <w:szCs w:val="19"/>
               </w:rPr>
-              <w:t xml:space="preserve">require_once __DIR__ . '/../vendor/autoload.php';</w:t>
-            </w:r>
-          </w:p>
-          <w:p>
-            <w:pPr>
-              <w:spacing w:after="0" w:line="240"/>
-            </w:pPr>
-            <w:r>
-              <w:rPr>
-                <w:rFonts w:ascii="Consolas" w:cs="Consolas" w:eastAsia="Consolas" w:hAnsi="Consolas"/>
-                <w:color w:val="0F3D24"/>
-                <w:sz w:val="19"/>
-                <w:szCs w:val="19"/>
-              </w:rPr>
               <w:t xml:space="preserve">require_once __DIR__ . '/../config/database.php';</w:t>
             </w:r>
           </w:p>
@@ -3728,61 +3756,6 @@
           <w:szCs w:val="22"/>
         </w:rPr>
         <w:t xml:space="preserve"> a la raíz del proyecto.</w:t>
-      </w:r>
-    </w:p>
-    <w:p>
-      <w:pPr>
-        <w:pStyle w:val="ListParagraph"/>
-        <w:numPr>
-          <w:ilvl w:val="0"/>
-          <w:numId w:val="2"/>
-        </w:numPr>
-        <w:spacing w:after="80" w:line="270"/>
-      </w:pPr>
-      <w:r>
-        <w:rPr>
-          <w:b/>
-          <w:bCs/>
-          <w:color w:val="2E2E2E"/>
-          <w:sz w:val="22"/>
-          <w:szCs w:val="22"/>
-        </w:rPr>
-        <w:t xml:space="preserve">vendor/autoload.php</w:t>
-      </w:r>
-      <w:r>
-        <w:rPr>
-          <w:b/>
-          <w:bCs/>
-          <w:color w:val="2E2E2E"/>
-          <w:sz w:val="22"/>
-          <w:szCs w:val="22"/>
-        </w:rPr>
-        <w:t xml:space="preserve">: </w:t>
-      </w:r>
-      <w:r>
-        <w:rPr>
-          <w:color w:val="2E2E2E"/>
-          <w:sz w:val="22"/>
-          <w:szCs w:val="22"/>
-        </w:rPr>
-        <w:t xml:space="preserve">el cargador automático de Composer: hace disponibles las clases de PHPMailer y web-push sin escribir más </w:t>
-      </w:r>
-      <w:r>
-        <w:rPr>
-          <w:color w:val="2E2E2E"/>
-          <w:sz w:val="22"/>
-          <w:szCs w:val="22"/>
-          <w:shd w:fill="E4EFE7" w:color="auto" w:val="clear"/>
-        </w:rPr>
-        <w:t xml:space="preserve">require</w:t>
-      </w:r>
-      <w:r>
-        <w:rPr>
-          <w:color w:val="2E2E2E"/>
-          <w:sz w:val="22"/>
-          <w:szCs w:val="22"/>
-        </w:rPr>
-        <w:t xml:space="preserve">.</w:t>
       </w:r>
     </w:p>
     <w:p>
@@ -29493,13 +29466,11 @@
       </w:pPr>
       <w:r>
         <w:rPr>
-          <w:b/>
-          <w:bCs/>
           <w:color w:val="198754"/>
           <w:sz w:val="26"/>
           <w:szCs w:val="26"/>
         </w:rPr>
-        <w:t xml:space="preserve">11.3 models/CorreoService.php — Correos con PHPMailer (actualizado)</w:t>
+        <w:t xml:space="preserve">11.3 models/CorreoService.php — Correos por Gmail sin librerías (actualizado)</w:t>
       </w:r>
     </w:p>
     <w:tbl>
@@ -29540,7 +29511,7 @@
                 <w:sz w:val="19"/>
                 <w:szCs w:val="19"/>
               </w:rPr>
-              <w:t xml:space="preserve">use PHPMailer\PHPMailer\PHPMailer;</w:t>
+              <w:t xml:space="preserve">require_once __DIR__ . '/Configuracion.php';</w:t>
             </w:r>
           </w:p>
           <w:p>
@@ -29653,6 +29624,216 @@
                 <w:szCs w:val="19"/>
               </w:rPr>
               <w:t xml:space="preserve">    const CLAVE = '(contraseña de aplicación)';   // ver bug #3</w:t>
+            </w:r>
+          </w:p>
+          <w:p>
+            <w:pPr>
+              <w:spacing w:after="0" w:line="240"/>
+            </w:pPr>
+            <w:r>
+              <w:rPr>
+                <w:rFonts w:ascii="Consolas" w:cs="Consolas" w:eastAsia="Consolas" w:hAnsi="Consolas"/>
+                <w:color w:val="0F3D24"/>
+                <w:sz w:val="19"/>
+                <w:szCs w:val="19"/>
+              </w:rPr>
+              <w:t xml:space="preserve"> </w:t>
+            </w:r>
+          </w:p>
+          <w:p>
+            <w:pPr>
+              <w:spacing w:after="0" w:line="240"/>
+            </w:pPr>
+            <w:r>
+              <w:rPr>
+                <w:rFonts w:ascii="Consolas" w:cs="Consolas" w:eastAsia="Consolas" w:hAnsi="Consolas"/>
+                <w:color w:val="0F3D24"/>
+                <w:sz w:val="19"/>
+                <w:szCs w:val="19"/>
+              </w:rPr>
+              <w:t xml:space="preserve">    public static function enviar($para, $asunto, $html, $textoPlano = '')</w:t>
+            </w:r>
+          </w:p>
+          <w:p>
+            <w:pPr>
+              <w:spacing w:after="0" w:line="240"/>
+            </w:pPr>
+            <w:r>
+              <w:rPr>
+                <w:rFonts w:ascii="Consolas" w:cs="Consolas" w:eastAsia="Consolas" w:hAnsi="Consolas"/>
+                <w:color w:val="0F3D24"/>
+                <w:sz w:val="19"/>
+                <w:szCs w:val="19"/>
+              </w:rPr>
+              <w:t xml:space="preserve">    {</w:t>
+            </w:r>
+          </w:p>
+          <w:p>
+            <w:pPr>
+              <w:spacing w:after="0" w:line="240"/>
+            </w:pPr>
+            <w:r>
+              <w:rPr>
+                <w:rFonts w:ascii="Consolas" w:cs="Consolas" w:eastAsia="Consolas" w:hAnsi="Consolas"/>
+                <w:color w:val="0F3D24"/>
+                <w:sz w:val="19"/>
+                <w:szCs w:val="19"/>
+              </w:rPr>
+              <w:t xml:space="preserve">        $socket = stream_socket_client(self::HOST . ':' . self::PUERTO, $codigoError, $textoError, 10);</w:t>
+            </w:r>
+          </w:p>
+          <w:p>
+            <w:pPr>
+              <w:spacing w:after="0" w:line="240"/>
+            </w:pPr>
+            <w:r>
+              <w:rPr>
+                <w:rFonts w:ascii="Consolas" w:cs="Consolas" w:eastAsia="Consolas" w:hAnsi="Consolas"/>
+                <w:color w:val="0F3D24"/>
+                <w:sz w:val="19"/>
+                <w:szCs w:val="19"/>
+              </w:rPr>
+              <w:t xml:space="preserve">        self::leerRespuesta($socket, 220);                     // Gmail: "listo"</w:t>
+            </w:r>
+          </w:p>
+          <w:p>
+            <w:pPr>
+              <w:spacing w:after="0" w:line="240"/>
+            </w:pPr>
+            <w:r>
+              <w:rPr>
+                <w:rFonts w:ascii="Consolas" w:cs="Consolas" w:eastAsia="Consolas" w:hAnsi="Consolas"/>
+                <w:color w:val="0F3D24"/>
+                <w:sz w:val="19"/>
+                <w:szCs w:val="19"/>
+              </w:rPr>
+              <w:t xml:space="preserve">        self::comando($socket, 'EHLO localhost', 250);         // "hola"</w:t>
+            </w:r>
+          </w:p>
+          <w:p>
+            <w:pPr>
+              <w:spacing w:after="0" w:line="240"/>
+            </w:pPr>
+            <w:r>
+              <w:rPr>
+                <w:rFonts w:ascii="Consolas" w:cs="Consolas" w:eastAsia="Consolas" w:hAnsi="Consolas"/>
+                <w:color w:val="0F3D24"/>
+                <w:sz w:val="19"/>
+                <w:szCs w:val="19"/>
+              </w:rPr>
+              <w:t xml:space="preserve">        self::comando($socket, 'STARTTLS', 220);               // "vamos a cifrar"</w:t>
+            </w:r>
+          </w:p>
+          <w:p>
+            <w:pPr>
+              <w:spacing w:after="0" w:line="240"/>
+            </w:pPr>
+            <w:r>
+              <w:rPr>
+                <w:rFonts w:ascii="Consolas" w:cs="Consolas" w:eastAsia="Consolas" w:hAnsi="Consolas"/>
+                <w:color w:val="0F3D24"/>
+                <w:sz w:val="19"/>
+                <w:szCs w:val="19"/>
+              </w:rPr>
+              <w:t xml:space="preserve">        stream_socket_enable_crypto($socket, true, STREAM_CRYPTO_METHOD_TLS_CLIENT);</w:t>
+            </w:r>
+          </w:p>
+          <w:p>
+            <w:pPr>
+              <w:spacing w:after="0" w:line="240"/>
+            </w:pPr>
+            <w:r>
+              <w:rPr>
+                <w:rFonts w:ascii="Consolas" w:cs="Consolas" w:eastAsia="Consolas" w:hAnsi="Consolas"/>
+                <w:color w:val="0F3D24"/>
+                <w:sz w:val="19"/>
+                <w:szCs w:val="19"/>
+              </w:rPr>
+              <w:t xml:space="preserve">        self::comando($socket, 'AUTH LOGIN', 334);             // usuario y clave en base64</w:t>
+            </w:r>
+          </w:p>
+          <w:p>
+            <w:pPr>
+              <w:spacing w:after="0" w:line="240"/>
+            </w:pPr>
+            <w:r>
+              <w:rPr>
+                <w:rFonts w:ascii="Consolas" w:cs="Consolas" w:eastAsia="Consolas" w:hAnsi="Consolas"/>
+                <w:color w:val="0F3D24"/>
+                <w:sz w:val="19"/>
+                <w:szCs w:val="19"/>
+              </w:rPr>
+              <w:t xml:space="preserve">        ...</w:t>
+            </w:r>
+          </w:p>
+          <w:p>
+            <w:pPr>
+              <w:spacing w:after="0" w:line="240"/>
+            </w:pPr>
+            <w:r>
+              <w:rPr>
+                <w:rFonts w:ascii="Consolas" w:cs="Consolas" w:eastAsia="Consolas" w:hAnsi="Consolas"/>
+                <w:color w:val="0F3D24"/>
+                <w:sz w:val="19"/>
+                <w:szCs w:val="19"/>
+              </w:rPr>
+              <w:t xml:space="preserve">        self::comando($socket, 'DATA', 354);                   // "mándalo"</w:t>
+            </w:r>
+          </w:p>
+          <w:p>
+            <w:pPr>
+              <w:spacing w:after="0" w:line="240"/>
+            </w:pPr>
+            <w:r>
+              <w:rPr>
+                <w:rFonts w:ascii="Consolas" w:cs="Consolas" w:eastAsia="Consolas" w:hAnsi="Consolas"/>
+                <w:color w:val="0F3D24"/>
+                <w:sz w:val="19"/>
+                <w:szCs w:val="19"/>
+              </w:rPr>
+              <w:t xml:space="preserve">        self::comando($socket, $mensaje . "\r\n.", 250);    // un punto solo = fin del correo</w:t>
+            </w:r>
+          </w:p>
+          <w:p>
+            <w:pPr>
+              <w:spacing w:after="0" w:line="240"/>
+            </w:pPr>
+            <w:r>
+              <w:rPr>
+                <w:rFonts w:ascii="Consolas" w:cs="Consolas" w:eastAsia="Consolas" w:hAnsi="Consolas"/>
+                <w:color w:val="0F3D24"/>
+                <w:sz w:val="19"/>
+                <w:szCs w:val="19"/>
+              </w:rPr>
+              <w:t xml:space="preserve">        self::comando($socket, 'QUIT', 221);</w:t>
+            </w:r>
+          </w:p>
+          <w:p>
+            <w:pPr>
+              <w:spacing w:after="0" w:line="240"/>
+            </w:pPr>
+            <w:r>
+              <w:rPr>
+                <w:rFonts w:ascii="Consolas" w:cs="Consolas" w:eastAsia="Consolas" w:hAnsi="Consolas"/>
+                <w:color w:val="0F3D24"/>
+                <w:sz w:val="19"/>
+                <w:szCs w:val="19"/>
+              </w:rPr>
+              <w:t xml:space="preserve">        return true;</w:t>
+            </w:r>
+          </w:p>
+          <w:p>
+            <w:pPr>
+              <w:spacing w:after="0" w:line="240"/>
+            </w:pPr>
+            <w:r>
+              <w:rPr>
+                <w:rFonts w:ascii="Consolas" w:cs="Consolas" w:eastAsia="Consolas" w:hAnsi="Consolas"/>
+                <w:color w:val="0F3D24"/>
+                <w:sz w:val="19"/>
+                <w:szCs w:val="19"/>
+              </w:rPr>
+              <w:t xml:space="preserve">    }</w:t>
             </w:r>
           </w:p>
           <w:p>
@@ -29894,43 +30075,15 @@
           <w:sz w:val="22"/>
           <w:szCs w:val="22"/>
         </w:rPr>
-        <w:t xml:space="preserve">use PHPMailer\PHPMailer\PHPMailer</w:t>
-      </w:r>
-      <w:r>
-        <w:rPr>
-          <w:b/>
-          <w:bCs/>
-          <w:color w:val="2E2E2E"/>
-          <w:sz w:val="22"/>
-          <w:szCs w:val="22"/>
-        </w:rPr>
-        <w:t xml:space="preserve">: </w:t>
-      </w:r>
-      <w:r>
-        <w:rPr>
-          <w:color w:val="2E2E2E"/>
-          <w:sz w:val="22"/>
-          <w:szCs w:val="22"/>
-        </w:rPr>
-        <w:t xml:space="preserve">importa la clase de la librería por su </w:t>
-      </w:r>
-      <w:r>
-        <w:rPr>
-          <w:b/>
-          <w:bCs/>
-          <w:color w:val="2E2E2E"/>
-          <w:sz w:val="22"/>
-          <w:szCs w:val="22"/>
-        </w:rPr>
-        <w:t xml:space="preserve">namespace</w:t>
-      </w:r>
-      <w:r>
-        <w:rPr>
-          <w:color w:val="2E2E2E"/>
-          <w:sz w:val="22"/>
-          <w:szCs w:val="22"/>
-        </w:rPr>
-        <w:t xml:space="preserve"> (su "apellido") para poder escribir solo </w:t>
+        <w:t xml:space="preserve">stream_socket_client(...)</w:t>
+      </w:r>
+      <w:r>
+        <w:rPr>
+          <w:color w:val="2E2E2E"/>
+          <w:sz w:val="22"/>
+          <w:szCs w:val="22"/>
+        </w:rPr>
+        <w:t xml:space="preserve">: abre la conexión con Gmail (</w:t>
       </w:r>
       <w:r>
         <w:rPr>
@@ -29939,15 +30092,15 @@
           <w:szCs w:val="22"/>
           <w:shd w:fill="E4EFE7" w:color="auto" w:val="clear"/>
         </w:rPr>
-        <w:t xml:space="preserve">PHPMailer</w:t>
-      </w:r>
-      <w:r>
-        <w:rPr>
-          <w:color w:val="2E2E2E"/>
-          <w:sz w:val="22"/>
-          <w:szCs w:val="22"/>
-        </w:rPr>
-        <w:t xml:space="preserve">.</w:t>
+        <w:t xml:space="preserve">smtp.gmail.com:587</w:t>
+      </w:r>
+      <w:r>
+        <w:rPr>
+          <w:color w:val="2E2E2E"/>
+          <w:sz w:val="22"/>
+          <w:szCs w:val="22"/>
+        </w:rPr>
+        <w:t xml:space="preserve">). Es una función que ya trae PHP: no se necesita PHPMailer ni Composer.</w:t>
       </w:r>
     </w:p>
     <w:p>
@@ -29967,25 +30120,33 @@
           <w:sz w:val="22"/>
           <w:szCs w:val="22"/>
         </w:rPr>
-        <w:t xml:space="preserve">smtp.gmail.com / 587 / tls</w:t>
-      </w:r>
-      <w:r>
-        <w:rPr>
-          <w:b/>
-          <w:bCs/>
-          <w:color w:val="2E2E2E"/>
-          <w:sz w:val="22"/>
-          <w:szCs w:val="22"/>
-        </w:rPr>
-        <w:t xml:space="preserve">: </w:t>
-      </w:r>
-      <w:r>
-        <w:rPr>
-          <w:color w:val="2E2E2E"/>
-          <w:sz w:val="22"/>
-          <w:szCs w:val="22"/>
-        </w:rPr>
-        <w:t xml:space="preserve">servidor de correo de Gmail, su puerto y el cifrado.</w:t>
+        <w:t xml:space="preserve">STARTTLS</w:t>
+      </w:r>
+      <w:r>
+        <w:rPr>
+          <w:color w:val="2E2E2E"/>
+          <w:sz w:val="22"/>
+          <w:szCs w:val="22"/>
+        </w:rPr>
+        <w:t xml:space="preserve"> y </w:t>
+      </w:r>
+      <w:r>
+        <w:rPr>
+          <w:b/>
+          <w:bCs/>
+          <w:color w:val="2E2E2E"/>
+          <w:sz w:val="22"/>
+          <w:szCs w:val="22"/>
+        </w:rPr>
+        <w:t xml:space="preserve">stream_socket_enable_crypto(...)</w:t>
+      </w:r>
+      <w:r>
+        <w:rPr>
+          <w:color w:val="2E2E2E"/>
+          <w:sz w:val="22"/>
+          <w:szCs w:val="22"/>
+        </w:rPr>
+        <w:t xml:space="preserve">: le piden a Gmail cifrar la conexión (TLS) antes de mandar la clave, para que nadie la pueda leer en el camino.</w:t>
       </w:r>
     </w:p>
     <w:p>
@@ -30005,25 +30166,168 @@
           <w:sz w:val="22"/>
           <w:szCs w:val="22"/>
         </w:rPr>
-        <w:t xml:space="preserve">explode(' ', trim($nombre))[0]</w:t>
-      </w:r>
-      <w:r>
-        <w:rPr>
-          <w:b/>
-          <w:bCs/>
-          <w:color w:val="2E2E2E"/>
-          <w:sz w:val="22"/>
-          <w:szCs w:val="22"/>
-        </w:rPr>
-        <w:t xml:space="preserve">: </w:t>
-      </w:r>
-      <w:r>
-        <w:rPr>
-          <w:color w:val="2E2E2E"/>
-          <w:sz w:val="22"/>
-          <w:szCs w:val="22"/>
-        </w:rPr>
-        <w:t xml:space="preserve">parte el nombre por espacios y toma el primero: "Ana María" → "Ana".</w:t>
+        <w:t xml:space="preserve">comando() y leerRespuesta()</w:t>
+      </w:r>
+      <w:r>
+        <w:rPr>
+          <w:color w:val="2E2E2E"/>
+          <w:sz w:val="22"/>
+          <w:szCs w:val="22"/>
+        </w:rPr>
+        <w:t xml:space="preserve">: métodos privados. </w:t>
+      </w:r>
+      <w:r>
+        <w:rPr>
+          <w:color w:val="2E2E2E"/>
+          <w:sz w:val="22"/>
+          <w:szCs w:val="22"/>
+          <w:shd w:fill="E4EFE7" w:color="auto" w:val="clear"/>
+        </w:rPr>
+        <w:t xml:space="preserve">comando()</w:t>
+      </w:r>
+      <w:r>
+        <w:rPr>
+          <w:color w:val="2E2E2E"/>
+          <w:sz w:val="22"/>
+          <w:szCs w:val="22"/>
+        </w:rPr>
+        <w:t xml:space="preserve"> escribe una línea con </w:t>
+      </w:r>
+      <w:r>
+        <w:rPr>
+          <w:color w:val="2E2E2E"/>
+          <w:sz w:val="22"/>
+          <w:szCs w:val="22"/>
+          <w:shd w:fill="E4EFE7" w:color="auto" w:val="clear"/>
+        </w:rPr>
+        <w:t xml:space="preserve">fwrite()</w:t>
+      </w:r>
+      <w:r>
+        <w:rPr>
+          <w:color w:val="2E2E2E"/>
+          <w:sz w:val="22"/>
+          <w:szCs w:val="22"/>
+        </w:rPr>
+        <w:t xml:space="preserve">; </w:t>
+      </w:r>
+      <w:r>
+        <w:rPr>
+          <w:color w:val="2E2E2E"/>
+          <w:sz w:val="22"/>
+          <w:szCs w:val="22"/>
+          <w:shd w:fill="E4EFE7" w:color="auto" w:val="clear"/>
+        </w:rPr>
+        <w:t xml:space="preserve">leerRespuesta()</w:t>
+      </w:r>
+      <w:r>
+        <w:rPr>
+          <w:color w:val="2E2E2E"/>
+          <w:sz w:val="22"/>
+          <w:szCs w:val="22"/>
+        </w:rPr>
+        <w:t xml:space="preserve"> la lee con </w:t>
+      </w:r>
+      <w:r>
+        <w:rPr>
+          <w:color w:val="2E2E2E"/>
+          <w:sz w:val="22"/>
+          <w:szCs w:val="22"/>
+          <w:shd w:fill="E4EFE7" w:color="auto" w:val="clear"/>
+        </w:rPr>
+        <w:t xml:space="preserve">fgets()</w:t>
+      </w:r>
+      <w:r>
+        <w:rPr>
+          <w:color w:val="2E2E2E"/>
+          <w:sz w:val="22"/>
+          <w:szCs w:val="22"/>
+        </w:rPr>
+        <w:t xml:space="preserve"> y revisa el código que contestó Gmail (</w:t>
+      </w:r>
+      <w:r>
+        <w:rPr>
+          <w:color w:val="2E2E2E"/>
+          <w:sz w:val="22"/>
+          <w:szCs w:val="22"/>
+          <w:shd w:fill="E4EFE7" w:color="auto" w:val="clear"/>
+        </w:rPr>
+        <w:t xml:space="preserve">220</w:t>
+      </w:r>
+      <w:r>
+        <w:rPr>
+          <w:color w:val="2E2E2E"/>
+          <w:sz w:val="22"/>
+          <w:szCs w:val="22"/>
+        </w:rPr>
+        <w:t xml:space="preserve"> listo, </w:t>
+      </w:r>
+      <w:r>
+        <w:rPr>
+          <w:color w:val="2E2E2E"/>
+          <w:sz w:val="22"/>
+          <w:szCs w:val="22"/>
+          <w:shd w:fill="E4EFE7" w:color="auto" w:val="clear"/>
+        </w:rPr>
+        <w:t xml:space="preserve">250</w:t>
+      </w:r>
+      <w:r>
+        <w:rPr>
+          <w:color w:val="2E2E2E"/>
+          <w:sz w:val="22"/>
+          <w:szCs w:val="22"/>
+        </w:rPr>
+        <w:t xml:space="preserve"> ok, </w:t>
+      </w:r>
+      <w:r>
+        <w:rPr>
+          <w:color w:val="2E2E2E"/>
+          <w:sz w:val="22"/>
+          <w:szCs w:val="22"/>
+          <w:shd w:fill="E4EFE7" w:color="auto" w:val="clear"/>
+        </w:rPr>
+        <w:t xml:space="preserve">334</w:t>
+      </w:r>
+      <w:r>
+        <w:rPr>
+          <w:color w:val="2E2E2E"/>
+          <w:sz w:val="22"/>
+          <w:szCs w:val="22"/>
+        </w:rPr>
+        <w:t xml:space="preserve"> siguiente dato, </w:t>
+      </w:r>
+      <w:r>
+        <w:rPr>
+          <w:color w:val="2E2E2E"/>
+          <w:sz w:val="22"/>
+          <w:szCs w:val="22"/>
+          <w:shd w:fill="E4EFE7" w:color="auto" w:val="clear"/>
+        </w:rPr>
+        <w:t xml:space="preserve">235</w:t>
+      </w:r>
+      <w:r>
+        <w:rPr>
+          <w:color w:val="2E2E2E"/>
+          <w:sz w:val="22"/>
+          <w:szCs w:val="22"/>
+        </w:rPr>
+        <w:t xml:space="preserve"> sesión iniciada, </w:t>
+      </w:r>
+      <w:r>
+        <w:rPr>
+          <w:color w:val="2E2E2E"/>
+          <w:sz w:val="22"/>
+          <w:szCs w:val="22"/>
+          <w:shd w:fill="E4EFE7" w:color="auto" w:val="clear"/>
+        </w:rPr>
+        <w:t xml:space="preserve">354</w:t>
+      </w:r>
+      <w:r>
+        <w:rPr>
+          <w:color w:val="2E2E2E"/>
+          <w:sz w:val="22"/>
+          <w:szCs w:val="22"/>
+        </w:rPr>
+        <w:t xml:space="preserve"> mándalo). Si el código no es el esperado, lanza una excepción.</w:t>
       </w:r>
     </w:p>
     <w:p>
@@ -30043,25 +30347,15 @@
           <w:sz w:val="22"/>
           <w:szCs w:val="22"/>
         </w:rPr>
-        <w:t xml:space="preserve">htmlspecialchars(...)</w:t>
-      </w:r>
-      <w:r>
-        <w:rPr>
-          <w:b/>
-          <w:bCs/>
-          <w:color w:val="2E2E2E"/>
-          <w:sz w:val="22"/>
-          <w:szCs w:val="22"/>
-        </w:rPr>
-        <w:t xml:space="preserve">: </w:t>
-      </w:r>
-      <w:r>
-        <w:rPr>
-          <w:color w:val="2E2E2E"/>
-          <w:sz w:val="22"/>
-          <w:szCs w:val="22"/>
-        </w:rPr>
-        <w:t xml:space="preserve">convierte </w:t>
+        <w:t xml:space="preserve">armarMensaje()</w:t>
+      </w:r>
+      <w:r>
+        <w:rPr>
+          <w:color w:val="2E2E2E"/>
+          <w:sz w:val="22"/>
+          <w:szCs w:val="22"/>
+        </w:rPr>
+        <w:t xml:space="preserve">: método privado que arma el correo: cabeceras (</w:t>
       </w:r>
       <w:r>
         <w:rPr>
@@ -30070,7 +30364,7 @@
           <w:szCs w:val="22"/>
           <w:shd w:fill="E4EFE7" w:color="auto" w:val="clear"/>
         </w:rPr>
-        <w:t xml:space="preserve">&lt;</w:t>
+        <w:t xml:space="preserve">From</w:t>
       </w:r>
       <w:r>
         <w:rPr>
@@ -30087,15 +30381,66 @@
           <w:szCs w:val="22"/>
           <w:shd w:fill="E4EFE7" w:color="auto" w:val="clear"/>
         </w:rPr>
-        <w:t xml:space="preserve">&gt;</w:t>
-      </w:r>
-      <w:r>
-        <w:rPr>
-          <w:color w:val="2E2E2E"/>
-          <w:sz w:val="22"/>
-          <w:szCs w:val="22"/>
-        </w:rPr>
-        <w:t xml:space="preserve"> y comillas en texto seguro para que nadie inyecte HTML en el correo.</w:t>
+        <w:t xml:space="preserve">To</w:t>
+      </w:r>
+      <w:r>
+        <w:rPr>
+          <w:color w:val="2E2E2E"/>
+          <w:sz w:val="22"/>
+          <w:szCs w:val="22"/>
+        </w:rPr>
+        <w:t xml:space="preserve">, </w:t>
+      </w:r>
+      <w:r>
+        <w:rPr>
+          <w:color w:val="2E2E2E"/>
+          <w:sz w:val="22"/>
+          <w:szCs w:val="22"/>
+          <w:shd w:fill="E4EFE7" w:color="auto" w:val="clear"/>
+        </w:rPr>
+        <w:t xml:space="preserve">Subject</w:t>
+      </w:r>
+      <w:r>
+        <w:rPr>
+          <w:color w:val="2E2E2E"/>
+          <w:sz w:val="22"/>
+          <w:szCs w:val="22"/>
+        </w:rPr>
+        <w:t xml:space="preserve"> con </w:t>
+      </w:r>
+      <w:r>
+        <w:rPr>
+          <w:color w:val="2E2E2E"/>
+          <w:sz w:val="22"/>
+          <w:szCs w:val="22"/>
+          <w:shd w:fill="E4EFE7" w:color="auto" w:val="clear"/>
+        </w:rPr>
+        <w:t xml:space="preserve">=?UTF-8?B?...?=</w:t>
+      </w:r>
+      <w:r>
+        <w:rPr>
+          <w:color w:val="2E2E2E"/>
+          <w:sz w:val="22"/>
+          <w:szCs w:val="22"/>
+        </w:rPr>
+        <w:t xml:space="preserve"> para las tildes) y dos versiones separadas por un </w:t>
+      </w:r>
+      <w:r>
+        <w:rPr>
+          <w:color w:val="2E2E2E"/>
+          <w:sz w:val="22"/>
+          <w:szCs w:val="22"/>
+          <w:shd w:fill="E4EFE7" w:color="auto" w:val="clear"/>
+        </w:rPr>
+        <w:t xml:space="preserve">boundary</w:t>
+      </w:r>
+      <w:r>
+        <w:rPr>
+          <w:color w:val="2E2E2E"/>
+          <w:sz w:val="22"/>
+          <w:szCs w:val="22"/>
+        </w:rPr>
+        <w:t xml:space="preserve">: texto normal y HTML, las dos en base64.</w:t>
       </w:r>
     </w:p>
     <w:p>
@@ -30115,7 +30460,7 @@
           <w:sz w:val="22"/>
           <w:szCs w:val="22"/>
         </w:rPr>
-        <w:t xml:space="preserve">$meses[date('n') - 1]</w:t>
+        <w:t xml:space="preserve">smtp.gmail.com / 587 / tls</w:t>
       </w:r>
       <w:r>
         <w:rPr>
@@ -30132,17 +30477,8 @@
           <w:color w:val="2E2E2E"/>
           <w:sz w:val="22"/>
           <w:szCs w:val="22"/>
-          <w:shd w:fill="E4EFE7" w:color="auto" w:val="clear"/>
-        </w:rPr>
-        <w:t xml:space="preserve">date('n')</w:t>
-      </w:r>
-      <w:r>
-        <w:rPr>
-          <w:color w:val="2E2E2E"/>
-          <w:sz w:val="22"/>
-          <w:szCs w:val="22"/>
-        </w:rPr>
-        <w:t xml:space="preserve"> es el mes (1–12); se resta 1 porque el arreglo empieza en la posición 0.</w:t>
+        </w:rPr>
+        <w:t xml:space="preserve">servidor de correo de Gmail, su puerto y el cifrado.</w:t>
       </w:r>
     </w:p>
     <w:p>
@@ -30162,7 +30498,7 @@
           <w:sz w:val="22"/>
           <w:szCs w:val="22"/>
         </w:rPr>
-        <w:t xml:space="preserve">$html .= ...</w:t>
+        <w:t xml:space="preserve">explode(' ', trim($nombre))[0]</w:t>
       </w:r>
       <w:r>
         <w:rPr>
@@ -30180,25 +30516,7 @@
           <w:sz w:val="22"/>
           <w:szCs w:val="22"/>
         </w:rPr>
-        <w:t xml:space="preserve">el correo se construye pegando trozos de HTML. Se usan </w:t>
-      </w:r>
-      <w:r>
-        <w:rPr>
-          <w:b/>
-          <w:bCs/>
-          <w:color w:val="2E2E2E"/>
-          <w:sz w:val="22"/>
-          <w:szCs w:val="22"/>
-        </w:rPr>
-        <w:t xml:space="preserve">tablas</w:t>
-      </w:r>
-      <w:r>
-        <w:rPr>
-          <w:color w:val="2E2E2E"/>
-          <w:sz w:val="22"/>
-          <w:szCs w:val="22"/>
-        </w:rPr>
-        <w:t xml:space="preserve"> porque Gmail y Outlook no soportan bien el CSS moderno.</w:t>
+        <w:t xml:space="preserve">parte el nombre por espacios y toma el primero: "Ana María" → "Ana".</w:t>
       </w:r>
     </w:p>
     <w:p>
@@ -30218,7 +30536,7 @@
           <w:sz w:val="22"/>
           <w:szCs w:val="22"/>
         </w:rPr>
-        <w:t xml:space="preserve">Configuracion-&gt;get()</w:t>
+        <w:t xml:space="preserve">htmlspecialchars(...)</w:t>
       </w:r>
       <w:r>
         <w:rPr>
@@ -30236,7 +30554,41 @@
           <w:sz w:val="22"/>
           <w:szCs w:val="22"/>
         </w:rPr>
-        <w:t xml:space="preserve">el pie del correo muestra los datos del negocio que el admin edita en Ajustes.</w:t>
+        <w:t xml:space="preserve">convierte </w:t>
+      </w:r>
+      <w:r>
+        <w:rPr>
+          <w:color w:val="2E2E2E"/>
+          <w:sz w:val="22"/>
+          <w:szCs w:val="22"/>
+          <w:shd w:fill="E4EFE7" w:color="auto" w:val="clear"/>
+        </w:rPr>
+        <w:t xml:space="preserve">&lt;</w:t>
+      </w:r>
+      <w:r>
+        <w:rPr>
+          <w:color w:val="2E2E2E"/>
+          <w:sz w:val="22"/>
+          <w:szCs w:val="22"/>
+        </w:rPr>
+        <w:t xml:space="preserve">, </w:t>
+      </w:r>
+      <w:r>
+        <w:rPr>
+          <w:color w:val="2E2E2E"/>
+          <w:sz w:val="22"/>
+          <w:szCs w:val="22"/>
+          <w:shd w:fill="E4EFE7" w:color="auto" w:val="clear"/>
+        </w:rPr>
+        <w:t xml:space="preserve">&gt;</w:t>
+      </w:r>
+      <w:r>
+        <w:rPr>
+          <w:color w:val="2E2E2E"/>
+          <w:sz w:val="22"/>
+          <w:szCs w:val="22"/>
+        </w:rPr>
+        <w:t xml:space="preserve"> y comillas en texto seguro para que nadie inyecte HTML en el correo.</w:t>
       </w:r>
     </w:p>
     <w:p>
@@ -30256,25 +30608,156 @@
           <w:sz w:val="22"/>
           <w:szCs w:val="22"/>
         </w:rPr>
+        <w:t xml:space="preserve">$meses[date('n') - 1]</w:t>
+      </w:r>
+      <w:r>
+        <w:rPr>
+          <w:b/>
+          <w:bCs/>
+          <w:color w:val="2E2E2E"/>
+          <w:sz w:val="22"/>
+          <w:szCs w:val="22"/>
+        </w:rPr>
+        <w:t xml:space="preserve">: </w:t>
+      </w:r>
+      <w:r>
+        <w:rPr>
+          <w:color w:val="2E2E2E"/>
+          <w:sz w:val="22"/>
+          <w:szCs w:val="22"/>
+          <w:shd w:fill="E4EFE7" w:color="auto" w:val="clear"/>
+        </w:rPr>
+        <w:t xml:space="preserve">date('n')</w:t>
+      </w:r>
+      <w:r>
+        <w:rPr>
+          <w:color w:val="2E2E2E"/>
+          <w:sz w:val="22"/>
+          <w:szCs w:val="22"/>
+        </w:rPr>
+        <w:t xml:space="preserve"> es el mes (1–12); se resta 1 porque el arreglo empieza en la posición 0.</w:t>
+      </w:r>
+    </w:p>
+    <w:p>
+      <w:pPr>
+        <w:pStyle w:val="ListParagraph"/>
+        <w:numPr>
+          <w:ilvl w:val="0"/>
+          <w:numId w:val="2"/>
+        </w:numPr>
+        <w:spacing w:after="80" w:line="270"/>
+      </w:pPr>
+      <w:r>
+        <w:rPr>
+          <w:b/>
+          <w:bCs/>
+          <w:color w:val="2E2E2E"/>
+          <w:sz w:val="22"/>
+          <w:szCs w:val="22"/>
+        </w:rPr>
+        <w:t xml:space="preserve">$html .= ...</w:t>
+      </w:r>
+      <w:r>
+        <w:rPr>
+          <w:b/>
+          <w:bCs/>
+          <w:color w:val="2E2E2E"/>
+          <w:sz w:val="22"/>
+          <w:szCs w:val="22"/>
+        </w:rPr>
+        <w:t xml:space="preserve">: </w:t>
+      </w:r>
+      <w:r>
+        <w:rPr>
+          <w:color w:val="2E2E2E"/>
+          <w:sz w:val="22"/>
+          <w:szCs w:val="22"/>
+        </w:rPr>
+        <w:t xml:space="preserve">el correo se construye pegando trozos de HTML. Se usan </w:t>
+      </w:r>
+      <w:r>
+        <w:rPr>
+          <w:b/>
+          <w:bCs/>
+          <w:color w:val="2E2E2E"/>
+          <w:sz w:val="22"/>
+          <w:szCs w:val="22"/>
+        </w:rPr>
+        <w:t xml:space="preserve">tablas</w:t>
+      </w:r>
+      <w:r>
+        <w:rPr>
+          <w:color w:val="2E2E2E"/>
+          <w:sz w:val="22"/>
+          <w:szCs w:val="22"/>
+        </w:rPr>
+        <w:t xml:space="preserve"> porque Gmail y Outlook no soportan bien el CSS moderno.</w:t>
+      </w:r>
+    </w:p>
+    <w:p>
+      <w:pPr>
+        <w:pStyle w:val="ListParagraph"/>
+        <w:numPr>
+          <w:ilvl w:val="0"/>
+          <w:numId w:val="2"/>
+        </w:numPr>
+        <w:spacing w:after="80" w:line="270"/>
+      </w:pPr>
+      <w:r>
+        <w:rPr>
+          <w:b/>
+          <w:bCs/>
+          <w:color w:val="2E2E2E"/>
+          <w:sz w:val="22"/>
+          <w:szCs w:val="22"/>
+        </w:rPr>
+        <w:t xml:space="preserve">Configuracion-&gt;get()</w:t>
+      </w:r>
+      <w:r>
+        <w:rPr>
+          <w:b/>
+          <w:bCs/>
+          <w:color w:val="2E2E2E"/>
+          <w:sz w:val="22"/>
+          <w:szCs w:val="22"/>
+        </w:rPr>
+        <w:t xml:space="preserve">: </w:t>
+      </w:r>
+      <w:r>
+        <w:rPr>
+          <w:color w:val="2E2E2E"/>
+          <w:sz w:val="22"/>
+          <w:szCs w:val="22"/>
+        </w:rPr>
+        <w:t xml:space="preserve">el pie del correo muestra los datos del negocio que el admin edita en Ajustes.</w:t>
+      </w:r>
+    </w:p>
+    <w:p>
+      <w:pPr>
+        <w:pStyle w:val="ListParagraph"/>
+        <w:numPr>
+          <w:ilvl w:val="0"/>
+          <w:numId w:val="2"/>
+        </w:numPr>
+        <w:spacing w:after="80" w:line="270"/>
+      </w:pPr>
+      <w:r>
+        <w:rPr>
+          <w:b/>
+          <w:bCs/>
+          <w:color w:val="2E2E2E"/>
+          <w:sz w:val="22"/>
+          <w:szCs w:val="22"/>
+        </w:rPr>
         <w:t xml:space="preserve">enviar(...)</w:t>
       </w:r>
       <w:r>
         <w:rPr>
-          <w:b/>
-          <w:bCs/>
-          <w:color w:val="2E2E2E"/>
-          <w:sz w:val="22"/>
-          <w:szCs w:val="22"/>
-        </w:rPr>
-        <w:t xml:space="preserve">: </w:t>
-      </w:r>
-      <w:r>
-        <w:rPr>
-          <w:color w:val="2E2E2E"/>
-          <w:sz w:val="22"/>
-          <w:szCs w:val="22"/>
-        </w:rPr>
-        <w:t xml:space="preserve">configura PHPMailer y devuelve </w:t>
+          <w:color w:val="2E2E2E"/>
+          <w:sz w:val="22"/>
+          <w:szCs w:val="22"/>
+        </w:rPr>
+        <w:t xml:space="preserve">: hace todo el recorrido (conectar → EHLO → STARTTLS → AUTH LOGIN → MAIL FROM / RCPT TO → DATA → QUIT) dentro de un </w:t>
       </w:r>
       <w:r>
         <w:rPr>
@@ -30283,6 +30766,23 @@
           <w:szCs w:val="22"/>
           <w:shd w:fill="E4EFE7" w:color="auto" w:val="clear"/>
         </w:rPr>
+        <w:t xml:space="preserve">try</w:t>
+      </w:r>
+      <w:r>
+        <w:rPr>
+          <w:color w:val="2E2E2E"/>
+          <w:sz w:val="22"/>
+          <w:szCs w:val="22"/>
+        </w:rPr>
+        <w:t xml:space="preserve">. Devuelve </w:t>
+      </w:r>
+      <w:r>
+        <w:rPr>
+          <w:color w:val="2E2E2E"/>
+          <w:sz w:val="22"/>
+          <w:szCs w:val="22"/>
+          <w:shd w:fill="E4EFE7" w:color="auto" w:val="clear"/>
+        </w:rPr>
         <w:t xml:space="preserve">true</w:t>
       </w:r>
       <w:r>
@@ -30291,7 +30791,7 @@
           <w:sz w:val="22"/>
           <w:szCs w:val="22"/>
         </w:rPr>
-        <w:t xml:space="preserve"> si el servidor aceptó el correo. Si no está configurado devuelve </w:t>
+        <w:t xml:space="preserve"> si Gmail aceptó el correo; si algo falla lo escribe con </w:t>
       </w:r>
       <w:r>
         <w:rPr>
@@ -30300,6 +30800,23 @@
           <w:szCs w:val="22"/>
           <w:shd w:fill="E4EFE7" w:color="auto" w:val="clear"/>
         </w:rPr>
+        <w:t xml:space="preserve">error_log()</w:t>
+      </w:r>
+      <w:r>
+        <w:rPr>
+          <w:color w:val="2E2E2E"/>
+          <w:sz w:val="22"/>
+          <w:szCs w:val="22"/>
+        </w:rPr>
+        <w:t xml:space="preserve"> y devuelve </w:t>
+      </w:r>
+      <w:r>
+        <w:rPr>
+          <w:color w:val="2E2E2E"/>
+          <w:sz w:val="22"/>
+          <w:szCs w:val="22"/>
+          <w:shd w:fill="E4EFE7" w:color="auto" w:val="clear"/>
+        </w:rPr>
         <w:t xml:space="preserve">false</w:t>
       </w:r>
       <w:r>
@@ -30308,7 +30825,7 @@
           <w:sz w:val="22"/>
           <w:szCs w:val="22"/>
         </w:rPr>
-        <w:t xml:space="preserve"> y la app sigue funcionando.</w:t>
+        <w:t xml:space="preserve">, y la app sigue funcionando.</w:t>
       </w:r>
     </w:p>
     <w:p>
@@ -30362,7 +30879,25 @@
           <w:sz w:val="22"/>
           <w:szCs w:val="22"/>
         </w:rPr>
-        <w:t xml:space="preserve"> (VAPID) al celular del cliente cuando su pedido llega, aunque el navegador esté cerrado. </w:t>
+        <w:t xml:space="preserve"> (VAPID) al celular del cliente cuando su pedido llega, aunque el navegador esté cerrado, </w:t>
+      </w:r>
+      <w:r>
+        <w:rPr>
+          <w:b/>
+          <w:bCs/>
+          <w:color w:val="2E2E2E"/>
+          <w:sz w:val="22"/>
+          <w:szCs w:val="22"/>
+        </w:rPr>
+        <w:t xml:space="preserve">sin librerías</w:t>
+      </w:r>
+      <w:r>
+        <w:rPr>
+          <w:color w:val="2E2E2E"/>
+          <w:sz w:val="22"/>
+          <w:szCs w:val="22"/>
+        </w:rPr>
+        <w:t xml:space="preserve">: </w:t>
       </w:r>
       <w:r>
         <w:rPr>
@@ -30379,7 +30914,7 @@
           <w:sz w:val="22"/>
           <w:szCs w:val="22"/>
         </w:rPr>
-        <w:t xml:space="preserve"> arma el mensaje "¡Tu pedido ha llegado!", encola una notificación por cada navegador suscrito (</w:t>
+        <w:t xml:space="preserve"> arma el mensaje "¡Tu pedido ha llegado!" y, por cada navegador suscrito, </w:t>
       </w:r>
       <w:r>
         <w:rPr>
@@ -30388,15 +30923,15 @@
           <w:szCs w:val="22"/>
           <w:shd w:fill="E4EFE7" w:color="auto" w:val="clear"/>
         </w:rPr>
-        <w:t xml:space="preserve">queueNotification</w:t>
-      </w:r>
-      <w:r>
-        <w:rPr>
-          <w:color w:val="2E2E2E"/>
-          <w:sz w:val="22"/>
-          <w:szCs w:val="22"/>
-        </w:rPr>
-        <w:t xml:space="preserve">), las envía (</w:t>
+        <w:t xml:space="preserve">cifrar()</w:t>
+      </w:r>
+      <w:r>
+        <w:rPr>
+          <w:color w:val="2E2E2E"/>
+          <w:sz w:val="22"/>
+          <w:szCs w:val="22"/>
+        </w:rPr>
+        <w:t xml:space="preserve"> lo cifra como pide el estándar (secreto compartido con </w:t>
       </w:r>
       <w:r>
         <w:rPr>
@@ -30405,15 +30940,15 @@
           <w:szCs w:val="22"/>
           <w:shd w:fill="E4EFE7" w:color="auto" w:val="clear"/>
         </w:rPr>
-        <w:t xml:space="preserve">flush</w:t>
-      </w:r>
-      <w:r>
-        <w:rPr>
-          <w:color w:val="2E2E2E"/>
-          <w:sz w:val="22"/>
-          <w:szCs w:val="22"/>
-        </w:rPr>
-        <w:t xml:space="preserve">), borra las suscripciones vencidas (</w:t>
+        <w:t xml:space="preserve">openssl_pkey_derive</w:t>
+      </w:r>
+      <w:r>
+        <w:rPr>
+          <w:color w:val="2E2E2E"/>
+          <w:sz w:val="22"/>
+          <w:szCs w:val="22"/>
+        </w:rPr>
+        <w:t xml:space="preserve">, llaves con </w:t>
       </w:r>
       <w:r>
         <w:rPr>
@@ -30422,15 +30957,151 @@
           <w:szCs w:val="22"/>
           <w:shd w:fill="E4EFE7" w:color="auto" w:val="clear"/>
         </w:rPr>
-        <w:t xml:space="preserve">isSubscriptionExpired</w:t>
-      </w:r>
-      <w:r>
-        <w:rPr>
-          <w:color w:val="2E2E2E"/>
-          <w:sz w:val="22"/>
-          <w:szCs w:val="22"/>
-        </w:rPr>
-        <w:t xml:space="preserve">) y registra el resultado en NOTIFICACION. </w:t>
+        <w:t xml:space="preserve">hash_hkdf</w:t>
+      </w:r>
+      <w:r>
+        <w:rPr>
+          <w:color w:val="2E2E2E"/>
+          <w:sz w:val="22"/>
+          <w:szCs w:val="22"/>
+        </w:rPr>
+        <w:t xml:space="preserve"> y </w:t>
+      </w:r>
+      <w:r>
+        <w:rPr>
+          <w:color w:val="2E2E2E"/>
+          <w:sz w:val="22"/>
+          <w:szCs w:val="22"/>
+          <w:shd w:fill="E4EFE7" w:color="auto" w:val="clear"/>
+        </w:rPr>
+        <w:t xml:space="preserve">openssl_encrypt</w:t>
+      </w:r>
+      <w:r>
+        <w:rPr>
+          <w:color w:val="2E2E2E"/>
+          <w:sz w:val="22"/>
+          <w:szCs w:val="22"/>
+        </w:rPr>
+        <w:t xml:space="preserve"> en AES-128-GCM), </w:t>
+      </w:r>
+      <w:r>
+        <w:rPr>
+          <w:color w:val="2E2E2E"/>
+          <w:sz w:val="22"/>
+          <w:szCs w:val="22"/>
+          <w:shd w:fill="E4EFE7" w:color="auto" w:val="clear"/>
+        </w:rPr>
+        <w:t xml:space="preserve">cabeceraVapid()</w:t>
+      </w:r>
+      <w:r>
+        <w:rPr>
+          <w:color w:val="2E2E2E"/>
+          <w:sz w:val="22"/>
+          <w:szCs w:val="22"/>
+        </w:rPr>
+        <w:t xml:space="preserve"> firma un token con la llave privada (</w:t>
+      </w:r>
+      <w:r>
+        <w:rPr>
+          <w:color w:val="2E2E2E"/>
+          <w:sz w:val="22"/>
+          <w:szCs w:val="22"/>
+          <w:shd w:fill="E4EFE7" w:color="auto" w:val="clear"/>
+        </w:rPr>
+        <w:t xml:space="preserve">openssl_sign</w:t>
+      </w:r>
+      <w:r>
+        <w:rPr>
+          <w:color w:val="2E2E2E"/>
+          <w:sz w:val="22"/>
+          <w:szCs w:val="22"/>
+        </w:rPr>
+        <w:t xml:space="preserve">) y </w:t>
+      </w:r>
+      <w:r>
+        <w:rPr>
+          <w:color w:val="2E2E2E"/>
+          <w:sz w:val="22"/>
+          <w:szCs w:val="22"/>
+          <w:shd w:fill="E4EFE7" w:color="auto" w:val="clear"/>
+        </w:rPr>
+        <w:t xml:space="preserve">enviarUno()</w:t>
+      </w:r>
+      <w:r>
+        <w:rPr>
+          <w:color w:val="2E2E2E"/>
+          <w:sz w:val="22"/>
+          <w:szCs w:val="22"/>
+        </w:rPr>
+        <w:t xml:space="preserve"> lo manda con </w:t>
+      </w:r>
+      <w:r>
+        <w:rPr>
+          <w:color w:val="2E2E2E"/>
+          <w:sz w:val="22"/>
+          <w:szCs w:val="22"/>
+          <w:shd w:fill="E4EFE7" w:color="auto" w:val="clear"/>
+        </w:rPr>
+        <w:t xml:space="preserve">curl</w:t>
+      </w:r>
+      <w:r>
+        <w:rPr>
+          <w:color w:val="2E2E2E"/>
+          <w:sz w:val="22"/>
+          <w:szCs w:val="22"/>
+        </w:rPr>
+        <w:t xml:space="preserve">. Si el servicio push contesta </w:t>
+      </w:r>
+      <w:r>
+        <w:rPr>
+          <w:color w:val="2E2E2E"/>
+          <w:sz w:val="22"/>
+          <w:szCs w:val="22"/>
+          <w:shd w:fill="E4EFE7" w:color="auto" w:val="clear"/>
+        </w:rPr>
+        <w:t xml:space="preserve">404</w:t>
+      </w:r>
+      <w:r>
+        <w:rPr>
+          <w:color w:val="2E2E2E"/>
+          <w:sz w:val="22"/>
+          <w:szCs w:val="22"/>
+        </w:rPr>
+        <w:t xml:space="preserve"> o </w:t>
+      </w:r>
+      <w:r>
+        <w:rPr>
+          <w:color w:val="2E2E2E"/>
+          <w:sz w:val="22"/>
+          <w:szCs w:val="22"/>
+          <w:shd w:fill="E4EFE7" w:color="auto" w:val="clear"/>
+        </w:rPr>
+        <w:t xml:space="preserve">410</w:t>
+      </w:r>
+      <w:r>
+        <w:rPr>
+          <w:color w:val="2E2E2E"/>
+          <w:sz w:val="22"/>
+          <w:szCs w:val="22"/>
+        </w:rPr>
+        <w:t xml:space="preserve">, la suscripción se borra; el resultado queda en </w:t>
+      </w:r>
+      <w:r>
+        <w:rPr>
+          <w:color w:val="2E2E2E"/>
+          <w:sz w:val="22"/>
+          <w:szCs w:val="22"/>
+          <w:shd w:fill="E4EFE7" w:color="auto" w:val="clear"/>
+        </w:rPr>
+        <w:t xml:space="preserve">NOTIFICACION</w:t>
+      </w:r>
+      <w:r>
+        <w:rPr>
+          <w:color w:val="2E2E2E"/>
+          <w:sz w:val="22"/>
+          <w:szCs w:val="22"/>
+        </w:rPr>
+        <w:t xml:space="preserve">. </w:t>
       </w:r>
       <w:r>
         <w:rPr>
@@ -45504,7 +46175,7 @@
                 <w:sz w:val="20"/>
                 <w:szCs w:val="20"/>
               </w:rPr>
-              <w:t xml:space="preserve">use Namespace\Clase</w:t>
+              <w:t xml:space="preserve">stream_socket_client(), openssl_*(), curl_*()</w:t>
             </w:r>
           </w:p>
         </w:tc>
@@ -45556,7 +46227,7 @@
                 <w:sz w:val="20"/>
                 <w:szCs w:val="20"/>
               </w:rPr>
-              <w:t xml:space="preserve">Importar clases de librerías de Composer</w:t>
+              <w:t xml:space="preserve">Hablar con Gmail y con el servicio push usando solo funciones que ya trae PHP (sin librerías)</w:t>
             </w:r>
           </w:p>
         </w:tc>
@@ -46022,59 +46693,7 @@
                 <w:sz w:val="20"/>
                 <w:szCs w:val="20"/>
               </w:rPr>
-              <w:t xml:space="preserve">El correo y la </w:t>
-            </w:r>
-            <w:r>
-              <w:rPr>
-                <w:b/>
-                <w:bCs/>
-                <w:color w:val="2E2E2E"/>
-                <w:sz w:val="20"/>
-                <w:szCs w:val="20"/>
-              </w:rPr>
-              <w:t xml:space="preserve">contraseña de aplicación de Gmail</w:t>
-            </w:r>
-            <w:r>
-              <w:rPr>
-                <w:color w:val="2E2E2E"/>
-                <w:sz w:val="20"/>
-                <w:szCs w:val="20"/>
-              </w:rPr>
-              <w:t xml:space="preserve"> están escritos en el código. Si el proyecto se sube a GitHub, cualquiera puede usar tu cuenta. Deberían ir en un </w:t>
-            </w:r>
-            <w:r>
-              <w:rPr>
-                <w:color w:val="2E2E2E"/>
-                <w:sz w:val="20"/>
-                <w:szCs w:val="20"/>
-                <w:shd w:fill="E4EFE7" w:color="auto" w:val="clear"/>
-              </w:rPr>
-              <w:t xml:space="preserve">.env</w:t>
-            </w:r>
-            <w:r>
-              <w:rPr>
-                <w:color w:val="2E2E2E"/>
-                <w:sz w:val="20"/>
-                <w:szCs w:val="20"/>
-              </w:rPr>
-              <w:t xml:space="preserve"> (ya está en </w:t>
-            </w:r>
-            <w:r>
-              <w:rPr>
-                <w:color w:val="2E2E2E"/>
-                <w:sz w:val="20"/>
-                <w:szCs w:val="20"/>
-                <w:shd w:fill="E4EFE7" w:color="auto" w:val="clear"/>
-              </w:rPr>
-              <w:t xml:space="preserve">.gitignore</w:t>
-            </w:r>
-            <w:r>
-              <w:rPr>
-                <w:color w:val="2E2E2E"/>
-                <w:sz w:val="20"/>
-                <w:szCs w:val="20"/>
-              </w:rPr>
-              <w:t xml:space="preserve">), y conviene revocar esa contraseña.</w:t>
+              <w:t xml:space="preserve">El correo y la contraseña de aplicación de Gmail están escritos en el código. Si el proyecto se sube a GitHub, cualquiera puede usar tu cuenta. No deberían subirse al repositorio, y conviene revocar esa contraseña de aplicación en la cuenta de Google.</w:t>
             </w:r>
           </w:p>
         </w:tc>
@@ -46840,7 +47459,7 @@
                 <w:sz w:val="20"/>
                 <w:szCs w:val="20"/>
               </w:rPr>
-              <w:t xml:space="preserve">composer.json</w:t>
+              <w:t xml:space="preserve">composer.json (resuelto)</w:t>
             </w:r>
           </w:p>
         </w:tc>
@@ -46866,7 +47485,7 @@
                 <w:sz w:val="20"/>
                 <w:szCs w:val="20"/>
               </w:rPr>
-              <w:t xml:space="preserve">La descripción dice "Única dependencia de Composer: envío de Web Push", pero también requiere PHPMailer. Comentario desactualizado.</w:t>
+              <w:t xml:space="preserve">Ya no aplica: se quitó Composer (composer.json, composer.lock y la carpeta vendor/). El correo y las notificaciones ahora están hechos con PHP puro.</w:t>
             </w:r>
           </w:p>
         </w:tc>
@@ -50947,7 +51566,7 @@
                 <w:sz w:val="20"/>
                 <w:szCs w:val="20"/>
               </w:rPr>
-              <w:t xml:space="preserve">Envía "¡Tu pedido ha llegado!" y el service worker la muestra en el celular.</w:t>
+              <w:t xml:space="preserve">Cifra "¡Tu pedido ha llegado!" con openssl, lo envía con curl al servicio push y el service worker la muestra en el celular.</w:t>
             </w:r>
           </w:p>
         </w:tc>
